--- a/dist/คู่มือ_ผู้ปกครอง.docx
+++ b/dist/คู่มือ_ผู้ปกครอง.docx
@@ -1178,6 +1178,115 @@
     </w:p>
     <w:p>
       <w:pPr>
+        <w:spacing w:after="60"/>
+        <w:ind w:left="312"/>
+      </w:pPr>
+      <w:r>
+        <w:rPr>
+          <w:rFonts w:ascii="Tahoma" w:hAnsi="Tahoma" w:cs="Tahoma" w:eastAsia="Tahoma"/>
+          <w:b/>
+          <w:color w:val="1C2A33"/>
+          <w:sz w:val="20"/>
+          <w:szCs w:val="20"/>
+        </w:rPr>
+        <w:t>• กรมธรรม์ที่หมดอายุแล้ว</w:t>
+      </w:r>
+      <w:r>
+        <w:rPr>
+          <w:rFonts w:ascii="Tahoma" w:hAnsi="Tahoma" w:cs="Tahoma" w:eastAsia="Tahoma"/>
+          <w:b w:val="0"/>
+          <w:color w:val="62757F"/>
+          <w:sz w:val="20"/>
+          <w:szCs w:val="20"/>
+        </w:rPr>
+        <w:t xml:space="preserve">  —  ระบบจะแสดงว่า **“ไม่มีความคุ้มครอง”** ตามจริง แต่ยังเก็บข้อมูลไว้ให้ใช้ต่ออายุหรือสอบถามได้</w:t>
+      </w:r>
+    </w:p>
+    <w:p>
+      <w:pPr>
+        <w:keepNext/>
+        <w:spacing w:before="280" w:after="100"/>
+      </w:pPr>
+      <w:r>
+        <w:rPr>
+          <w:rFonts w:ascii="Tahoma" w:hAnsi="Tahoma" w:cs="Tahoma" w:eastAsia="Tahoma"/>
+          <w:b/>
+          <w:color w:val="2E6E78"/>
+          <w:sz w:val="24"/>
+          <w:szCs w:val="24"/>
+        </w:rPr>
+        <w:t>2.8  🔔 กระดิ่งแจ้งเตือน</w:t>
+      </w:r>
+    </w:p>
+    <w:p>
+      <w:pPr>
+        <w:spacing w:after="100" w:before="0"/>
+      </w:pPr>
+      <w:r>
+        <w:rPr>
+          <w:rFonts w:ascii="Tahoma" w:hAnsi="Tahoma" w:cs="Tahoma" w:eastAsia="Tahoma"/>
+          <w:b w:val="0"/>
+          <w:color w:val="62757F"/>
+          <w:sz w:val="20"/>
+          <w:szCs w:val="20"/>
+        </w:rPr>
+        <w:t>มุมขวาบน — ของใหม่</w:t>
+      </w:r>
+    </w:p>
+    <w:p>
+      <w:pPr>
+        <w:spacing w:after="60"/>
+        <w:ind w:left="312"/>
+      </w:pPr>
+      <w:r>
+        <w:rPr>
+          <w:rFonts w:ascii="Tahoma" w:hAnsi="Tahoma" w:cs="Tahoma" w:eastAsia="Tahoma"/>
+          <w:b/>
+          <w:color w:val="1C2A33"/>
+          <w:sz w:val="20"/>
+          <w:szCs w:val="20"/>
+        </w:rPr>
+        <w:t>• ดูเรื่องที่โรงเรียนแจ้ง</w:t>
+      </w:r>
+      <w:r>
+        <w:rPr>
+          <w:rFonts w:ascii="Tahoma" w:hAnsi="Tahoma" w:cs="Tahoma" w:eastAsia="Tahoma"/>
+          <w:b w:val="0"/>
+          <w:color w:val="62757F"/>
+          <w:sz w:val="20"/>
+          <w:szCs w:val="20"/>
+        </w:rPr>
+        <w:t xml:space="preserve">  —  รับ-ส่ง · บันทึกประจำวันพร้อมแล้ว · คุณครูตอบความคิดเห็น · ผลประเมิน DSPM · การแจ้งลา · ค่าล่วงเวลา · แจ้งออกบิล — เท่าที่โรงเรียนเปิดช่อง 📱 ไว้</w:t>
+      </w:r>
+    </w:p>
+    <w:p>
+      <w:pPr>
+        <w:spacing w:after="60"/>
+        <w:ind w:left="312"/>
+      </w:pPr>
+      <w:r>
+        <w:rPr>
+          <w:rFonts w:ascii="Tahoma" w:hAnsi="Tahoma" w:cs="Tahoma" w:eastAsia="Tahoma"/>
+          <w:b/>
+          <w:color w:val="1C2A33"/>
+          <w:sz w:val="20"/>
+          <w:szCs w:val="20"/>
+        </w:rPr>
+        <w:t>• ไม่เสียโควตา LINE</w:t>
+      </w:r>
+      <w:r>
+        <w:rPr>
+          <w:rFonts w:ascii="Tahoma" w:hAnsi="Tahoma" w:cs="Tahoma" w:eastAsia="Tahoma"/>
+          <w:b w:val="0"/>
+          <w:color w:val="62757F"/>
+          <w:sz w:val="20"/>
+          <w:szCs w:val="20"/>
+        </w:rPr>
+        <w:t xml:space="preserve">  —  โรงเรียนอาจเลือกแจ้งทางแอปอย่างเดียว ทาง LINE อย่างเดียว หรือทั้งสองทาง · ถ้าไม่ได้รับทาง LINE ให้ดูที่กระดิ่งนี้ก่อน</w:t>
+      </w:r>
+    </w:p>
+    <w:p>
+      <w:pPr>
         <w:keepNext/>
         <w:spacing w:before="280" w:after="100"/>
       </w:pPr>
@@ -1407,6 +1516,68 @@
           <w:szCs w:val="20"/>
         </w:rPr>
         <w:t>ผู้ปกครองคนที่สองเชื่อมข้อมูลจากมือถือของตนเอง ด้วยเลขบัตรประชาชนของนักเรียน</w:t>
+      </w:r>
+    </w:p>
+    <w:p>
+      <w:pPr>
+        <w:spacing w:after="20" w:before="0"/>
+      </w:pPr>
+      <w:r>
+        <w:rPr>
+          <w:rFonts w:ascii="Tahoma" w:hAnsi="Tahoma" w:cs="Tahoma" w:eastAsia="Tahoma"/>
+          <w:b/>
+          <w:color w:val="123A4F"/>
+          <w:sz w:val="21"/>
+          <w:szCs w:val="21"/>
+        </w:rPr>
+        <w:t>8.  🚨 เหตุฉุกเฉินส่ง LINE เสมอ</w:t>
+      </w:r>
+    </w:p>
+    <w:p>
+      <w:pPr>
+        <w:spacing w:after="140" w:before="0"/>
+        <w:ind w:left="340"/>
+      </w:pPr>
+      <w:r>
+        <w:rPr>
+          <w:rFonts w:ascii="Tahoma" w:hAnsi="Tahoma" w:cs="Tahoma" w:eastAsia="Tahoma"/>
+          <w:b w:val="0"/>
+          <w:color w:val="1C2A33"/>
+          <w:sz w:val="20"/>
+          <w:szCs w:val="20"/>
+        </w:rPr>
+        <w:t>อุบัติเหตุหรือการบาดเจ็บส่งถึงครอบครัวทาง LINE เสมอ ไม่ว่าโรงเรียนจะตั้งค่าการแจ้งเตือนอื่นไว้อย่างไร</w:t>
+      </w:r>
+    </w:p>
+    <w:p>
+      <w:pPr>
+        <w:spacing w:after="20" w:before="0"/>
+      </w:pPr>
+      <w:r>
+        <w:rPr>
+          <w:rFonts w:ascii="Tahoma" w:hAnsi="Tahoma" w:cs="Tahoma" w:eastAsia="Tahoma"/>
+          <w:b/>
+          <w:color w:val="123A4F"/>
+          <w:sz w:val="21"/>
+          <w:szCs w:val="21"/>
+        </w:rPr>
+        <w:t>9.  ☀️ ป้ายซัมเมอร์</w:t>
+      </w:r>
+    </w:p>
+    <w:p>
+      <w:pPr>
+        <w:spacing w:after="140" w:before="0"/>
+        <w:ind w:left="340"/>
+      </w:pPr>
+      <w:r>
+        <w:rPr>
+          <w:rFonts w:ascii="Tahoma" w:hAnsi="Tahoma" w:cs="Tahoma" w:eastAsia="Tahoma"/>
+          <w:b w:val="0"/>
+          <w:color w:val="1C2A33"/>
+          <w:sz w:val="20"/>
+          <w:szCs w:val="20"/>
+        </w:rPr>
+        <w:t>เด็กที่จบไปแล้วและกลับมาเรียนช่วงปิดเทอม จะมีป้าย ☀️ พร้อมวันสุดท้ายกำกับไว้ · ใช้ระบบได้ครบเหมือนเดิมในช่วงนั้น · **ช่วงสั้นโรงเรียนไม่ได้ทำประกันให้** ระบบจึงแสดงว่าไม่มีความคุ้มครอง</w:t>
       </w:r>
     </w:p>
     <w:p>

--- a/dist/คู่มือ_ผู้ปกครอง.docx
+++ b/dist/คู่มือ_ผู้ปกครอง.docx
@@ -572,6 +572,32 @@
           <w:szCs w:val="20"/>
         </w:rPr>
         <w:t xml:space="preserve">  —  แก้ไขข้อมูลส่วนตัว ดูบุตรหลานที่ผูกไว้ ผูกบัญชี Google และออกจากระบบทุกอุปกรณ์</w:t>
+      </w:r>
+    </w:p>
+    <w:p>
+      <w:pPr>
+        <w:spacing w:after="60"/>
+        <w:ind w:left="312"/>
+      </w:pPr>
+      <w:r>
+        <w:rPr>
+          <w:rFonts w:ascii="Tahoma" w:hAnsi="Tahoma" w:cs="Tahoma" w:eastAsia="Tahoma"/>
+          <w:b/>
+          <w:color w:val="1C2A33"/>
+          <w:sz w:val="20"/>
+          <w:szCs w:val="20"/>
+        </w:rPr>
+        <w:t>• ⚠️ ข้อมูลแพ้อาหาร/ยา และโรคประจำตัว</w:t>
+      </w:r>
+      <w:r>
+        <w:rPr>
+          <w:rFonts w:ascii="Tahoma" w:hAnsi="Tahoma" w:cs="Tahoma" w:eastAsia="Tahoma"/>
+          <w:b w:val="0"/>
+          <w:color w:val="62757F"/>
+          <w:sz w:val="20"/>
+          <w:szCs w:val="20"/>
+        </w:rPr>
+        <w:t xml:space="preserve">  —  ถ้ายังไม่ได้กรอก การ์ดของลูกที่หน้าหลักจะมีลิงก์ **“เพิ่มข้อมูล”** · กรอกแล้ว**คุณครูประจำชั้นจะเห็นทันที** ทั้งในรายชื่อห้องและในประวัติของลูก · **คุณครูแก้ข้อมูลนี้เองไม่ได้** — มีแต่ผู้ปกครองและแอดมินเท่านั้น · ถ้าลูกไม่แพ้อะไรเลย กรุณาพิมพ์ว่า “ไม่มี” ไว้ด้วย — จะได้ต่างจาก “ยังไม่ได้ถาม”</w:t>
       </w:r>
     </w:p>
     <w:p>
